--- a/Lab_1/ZarzadzenieProjektem_Lab1.docx
+++ b/Lab_1/ZarzadzenieProjektem_Lab1.docx
@@ -3,131 +3,248 @@
 <w:document xmlns:wpc="http://schemas.microsoft.com/office/word/2010/wordprocessingCanvas" xmlns:cx="http://schemas.microsoft.com/office/drawing/2014/chartex" xmlns:cx1="http://schemas.microsoft.com/office/drawing/2015/9/8/chartex" xmlns:cx2="http://schemas.microsoft.com/office/drawing/2015/10/21/chartex" xmlns:cx3="http://schemas.microsoft.com/office/drawing/2016/5/9/chartex" xmlns:cx4="http://schemas.microsoft.com/office/drawing/2016/5/10/chartex" xmlns:cx5="http://schemas.microsoft.com/office/drawing/2016/5/11/chartex" xmlns:cx6="http://schemas.microsoft.com/office/drawing/2016/5/12/chartex" xmlns:cx7="http://schemas.microsoft.com/office/drawing/2016/5/13/chartex" xmlns:cx8="http://schemas.microsoft.com/office/drawing/2016/5/14/chartex" xmlns:mc="http://schemas.openxmlformats.org/markup-compatibility/2006" xmlns:aink="http://schemas.microsoft.com/office/drawing/2016/ink" xmlns:am3d="http://schemas.microsoft.com/office/drawing/2017/model3d" xmlns:o="urn:schemas-microsoft-com:office:office" xmlns:oel="http://schemas.microsoft.com/office/2019/extlst" xmlns:r="http://schemas.openxmlformats.org/officeDocument/2006/relationships" xmlns:m="http://schemas.openxmlformats.org/officeDocument/2006/math" xmlns:v="urn:schemas-microsoft-com:vml" xmlns:wp14="http://schemas.microsoft.com/office/word/2010/wordprocessingDrawing" xmlns:wp="http://schemas.openxmlformats.org/drawingml/2006/wordprocessingDrawing" xmlns:w10="urn:schemas-microsoft-com:office:word" xmlns:w="http://schemas.openxmlformats.org/wordprocessingml/2006/main" xmlns:w14="http://schemas.microsoft.com/office/word/2010/wordml" xmlns:w15="http://schemas.microsoft.com/office/word/2012/wordml" xmlns:w16cex="http://schemas.microsoft.com/office/word/2018/wordml/cex" xmlns:w16cid="http://schemas.microsoft.com/office/word/2016/wordml/cid" xmlns:w16="http://schemas.microsoft.com/office/word/2018/wordml" xmlns:w16du="http://schemas.microsoft.com/office/word/2023/wordml/word16du" xmlns:w16sdtdh="http://schemas.microsoft.com/office/word/2020/wordml/sdtdatahash" xmlns:w16sdtfl="http://schemas.microsoft.com/office/word/2024/wordml/sdtformatlock" xmlns:w16se="http://schemas.microsoft.com/office/word/2015/wordml/symex" xmlns:wpg="http://schemas.microsoft.com/office/word/2010/wordprocessingGroup" xmlns:wpi="http://schemas.microsoft.com/office/word/2010/wordprocessingInk" xmlns:wne="http://schemas.microsoft.com/office/word/2006/wordml" xmlns:wps="http://schemas.microsoft.com/office/word/2010/wordprocessingShape" mc:Ignorable="w14 w15 w16se w16cid w16 w16cex w16sdtdh w16sdtfl w16du wp14">
   <w:body>
     <w:p>
-      <w:r>
+      <w:pPr>
+        <w:rPr>
+          <w:rFonts w:ascii="Calibri" w:hAnsi="Calibri" w:cs="Calibri"/>
+        </w:rPr>
+      </w:pPr>
+      <w:r>
+        <w:rPr>
+          <w:rFonts w:ascii="Calibri" w:hAnsi="Calibri" w:cs="Calibri"/>
+        </w:rPr>
         <w:t>Zgodnie z wytycznymi dotyczącymi analizy własnego doświadczenia w realizacji projektów, poniżej przedstawiam</w:t>
       </w:r>
       <w:r>
+        <w:rPr>
+          <w:rFonts w:ascii="Calibri" w:hAnsi="Calibri" w:cs="Calibri"/>
+        </w:rPr>
         <w:t>y</w:t>
       </w:r>
       <w:r>
+        <w:rPr>
+          <w:rFonts w:ascii="Calibri" w:hAnsi="Calibri" w:cs="Calibri"/>
+        </w:rPr>
         <w:t xml:space="preserve"> przebieg oraz wnioski z prac nad naszym systemem. Realizowaliśmy projekt grupowy, którego celem było stworzenie w pełni funkcjonalnej aplikacji webowej do zarządzania projektami. Zespół składał się z kilku osób, a prace podzieliliśmy według standardowego modelu na rozwój </w:t>
       </w:r>
       <w:proofErr w:type="spellStart"/>
       <w:r>
+        <w:rPr>
+          <w:rFonts w:ascii="Calibri" w:hAnsi="Calibri" w:cs="Calibri"/>
+        </w:rPr>
         <w:t>frontend</w:t>
       </w:r>
       <w:r>
+        <w:rPr>
+          <w:rFonts w:ascii="Calibri" w:hAnsi="Calibri" w:cs="Calibri"/>
+        </w:rPr>
         <w:t>y</w:t>
       </w:r>
       <w:proofErr w:type="spellEnd"/>
       <w:r>
+        <w:rPr>
+          <w:rFonts w:ascii="Calibri" w:hAnsi="Calibri" w:cs="Calibri"/>
+        </w:rPr>
         <w:t>,</w:t>
       </w:r>
       <w:r>
+        <w:rPr>
+          <w:rFonts w:ascii="Calibri" w:hAnsi="Calibri" w:cs="Calibri"/>
+        </w:rPr>
         <w:t xml:space="preserve"> logiki serwera</w:t>
       </w:r>
       <w:r>
+        <w:rPr>
+          <w:rFonts w:ascii="Calibri" w:hAnsi="Calibri" w:cs="Calibri"/>
+        </w:rPr>
         <w:t xml:space="preserve"> oraz</w:t>
       </w:r>
       <w:r>
+        <w:rPr>
+          <w:rFonts w:ascii="Calibri" w:hAnsi="Calibri" w:cs="Calibri"/>
+        </w:rPr>
         <w:t xml:space="preserve"> bazy danych, gdzie </w:t>
       </w:r>
       <w:proofErr w:type="spellStart"/>
       <w:r>
+        <w:rPr>
+          <w:rFonts w:ascii="Calibri" w:hAnsi="Calibri" w:cs="Calibri"/>
+        </w:rPr>
         <w:t>backend</w:t>
       </w:r>
       <w:proofErr w:type="spellEnd"/>
       <w:r>
+        <w:rPr>
+          <w:rFonts w:ascii="Calibri" w:hAnsi="Calibri" w:cs="Calibri"/>
+        </w:rPr>
         <w:t xml:space="preserve"> oparto na </w:t>
       </w:r>
       <w:proofErr w:type="spellStart"/>
       <w:r>
+        <w:rPr>
+          <w:rFonts w:ascii="Calibri" w:hAnsi="Calibri" w:cs="Calibri"/>
+        </w:rPr>
         <w:t>frameworku</w:t>
       </w:r>
       <w:proofErr w:type="spellEnd"/>
       <w:r>
+        <w:rPr>
+          <w:rFonts w:ascii="Calibri" w:hAnsi="Calibri" w:cs="Calibri"/>
+        </w:rPr>
         <w:t xml:space="preserve"> </w:t>
       </w:r>
       <w:proofErr w:type="spellStart"/>
       <w:r>
+        <w:rPr>
+          <w:rFonts w:ascii="Calibri" w:hAnsi="Calibri" w:cs="Calibri"/>
+        </w:rPr>
         <w:t>Django</w:t>
       </w:r>
       <w:proofErr w:type="spellEnd"/>
       <w:r>
+        <w:rPr>
+          <w:rFonts w:ascii="Calibri" w:hAnsi="Calibri" w:cs="Calibri"/>
+        </w:rPr>
         <w:t xml:space="preserve">. </w:t>
       </w:r>
     </w:p>
     <w:p>
-      <w:r>
-        <w:t xml:space="preserve">Początkowo prace przebiegały bardzo dynamicznie. Szybko przygotowaliśmy makiety wizualne i rozpoczęliśmy programowanie poszczególnych modułów. Zależało nam na czasie, dlatego każda podgrupa pracowała w dużej izolacji, skupiając się na własnym wycinku aplikacji. Framework </w:t>
+      <w:pPr>
+        <w:rPr>
+          <w:rFonts w:ascii="Calibri" w:hAnsi="Calibri" w:cs="Calibri"/>
+        </w:rPr>
+      </w:pPr>
+      <w:r>
+        <w:rPr>
+          <w:rFonts w:ascii="Calibri" w:hAnsi="Calibri" w:cs="Calibri"/>
+        </w:rPr>
+        <w:t>Początkowo prace przebiegały bardzo dynamicznie. Szybko przygotowaliśmy</w:t>
+      </w:r>
+      <w:r>
+        <w:rPr>
+          <w:rFonts w:ascii="Calibri" w:hAnsi="Calibri" w:cs="Calibri"/>
+        </w:rPr>
+        <w:t xml:space="preserve"> wizje koncepcyjną</w:t>
+      </w:r>
+      <w:r>
+        <w:rPr>
+          <w:rFonts w:ascii="Calibri" w:hAnsi="Calibri" w:cs="Calibri"/>
+        </w:rPr>
+        <w:t xml:space="preserve"> i rozpoczęliśmy programowanie poszczególnych modułów. Zależało nam na czasie, dlatego każda podgrupa pracowała w dużej izolacji, skupiając się na własnym wycinku aplikacji. Framework </w:t>
       </w:r>
       <w:proofErr w:type="spellStart"/>
       <w:r>
+        <w:rPr>
+          <w:rFonts w:ascii="Calibri" w:hAnsi="Calibri" w:cs="Calibri"/>
+        </w:rPr>
         <w:t>Django</w:t>
       </w:r>
       <w:proofErr w:type="spellEnd"/>
       <w:r>
+        <w:rPr>
+          <w:rFonts w:ascii="Calibri" w:hAnsi="Calibri" w:cs="Calibri"/>
+        </w:rPr>
         <w:t xml:space="preserve"> pozwalał na błyskawiczne generowanie i wystawianie API, co dało nam złudne poczucie bezpieczeństwa.</w:t>
       </w:r>
     </w:p>
     <w:p>
-      <w:r>
+      <w:pPr>
+        <w:rPr>
+          <w:rFonts w:ascii="Calibri" w:hAnsi="Calibri" w:cs="Calibri"/>
+        </w:rPr>
+      </w:pPr>
+      <w:r>
+        <w:rPr>
+          <w:rFonts w:ascii="Calibri" w:hAnsi="Calibri" w:cs="Calibri"/>
+        </w:rPr>
         <w:t xml:space="preserve">Problemy zaczęły się jednak już w połowie terminu przewidzianego na realizację. Zespół napotkał barierę komunikacyjną przy próbie łączenia obu warstw, a wykonana wcześniej dekompozycja zadań analitycznych okazała się niepoprawna. Domyślna struktura i format danych z API generowanego przez </w:t>
       </w:r>
       <w:proofErr w:type="spellStart"/>
       <w:r>
+        <w:rPr>
+          <w:rFonts w:ascii="Calibri" w:hAnsi="Calibri" w:cs="Calibri"/>
+        </w:rPr>
         <w:t>Django</w:t>
       </w:r>
       <w:proofErr w:type="spellEnd"/>
       <w:r>
+        <w:rPr>
+          <w:rFonts w:ascii="Calibri" w:hAnsi="Calibri" w:cs="Calibri"/>
+        </w:rPr>
         <w:t xml:space="preserve"> znacząco mijały się z oczekiwaniami </w:t>
       </w:r>
       <w:proofErr w:type="spellStart"/>
       <w:r>
+        <w:rPr>
+          <w:rFonts w:ascii="Calibri" w:hAnsi="Calibri" w:cs="Calibri"/>
+        </w:rPr>
         <w:t>frontendu</w:t>
       </w:r>
       <w:proofErr w:type="spellEnd"/>
       <w:r>
-        <w:t xml:space="preserve">. Co więcej, przez pośpiech zignorowaliśmy dobre praktyki korzystania z systemu kontroli wersji (Git). Członkowie zespołu </w:t>
-      </w:r>
-      <w:r>
-        <w:t xml:space="preserve">często </w:t>
-      </w:r>
-      <w:r>
-        <w:t xml:space="preserve">zgrywali swoje zmiany bezpośrednio do głównej gałęzi kodu, co z powodu braku mechanizmów weryfikacji doprowadziło do ogromnych konfliktów w plikach. </w:t>
+        <w:rPr>
+          <w:rFonts w:ascii="Calibri" w:hAnsi="Calibri" w:cs="Calibri"/>
+        </w:rPr>
+        <w:t xml:space="preserve">. Co więcej, </w:t>
+      </w:r>
+      <w:r>
+        <w:rPr>
+          <w:rFonts w:ascii="Calibri" w:hAnsi="Calibri" w:cs="Calibri"/>
+        </w:rPr>
+        <w:t>ze względu braku doświadczenia ominęliśmy całkowicie temat bezpieczeństwa naszej aplikacji.</w:t>
       </w:r>
     </w:p>
     <w:p>
-      <w:r>
-        <w:t xml:space="preserve">Tworząc system zarządzania, w początkowym procesie analizy nie uwzględniliśmy odpowiednio czynników ludzkich oraz ryzyka błędów koordynacyjnych. Ostatnie tygodnie projektu, począwszy od połowy terminu, zamieniły się w gorączkowe dostosowywanie kodu po stronie klienckiej do wymogów API w </w:t>
-      </w:r>
-      <w:proofErr w:type="spellStart"/>
-      <w:r>
-        <w:t>Django</w:t>
-      </w:r>
-      <w:proofErr w:type="spellEnd"/>
-      <w:r>
-        <w:t xml:space="preserve"> oraz żmudne, ręczne naprawianie struktury repozytorium. Projekt ostatecznie udało się wdrożyć, jednak kosztowało to zespół dużo dodatkowej pracy. </w:t>
+      <w:pPr>
+        <w:rPr>
+          <w:rFonts w:ascii="Calibri" w:hAnsi="Calibri" w:cs="Calibri"/>
+        </w:rPr>
+      </w:pPr>
+      <w:r>
+        <w:rPr>
+          <w:rFonts w:ascii="Calibri" w:hAnsi="Calibri" w:cs="Calibri"/>
+        </w:rPr>
+        <w:t>Ostatnie tygodnie projektu, począwszy od połowy terminu, zamieniły się w gorączkowe</w:t>
+      </w:r>
+      <w:r>
+        <w:rPr>
+          <w:rFonts w:ascii="Calibri" w:hAnsi="Calibri" w:cs="Calibri"/>
+        </w:rPr>
+        <w:t xml:space="preserve"> naprawy luk bezpieczeństwa jak i drobne poprawki logiki projektu ze względu na nowy system bezpieczeństwa. Pr</w:t>
+      </w:r>
+      <w:r>
+        <w:rPr>
+          <w:rFonts w:ascii="Calibri" w:hAnsi="Calibri" w:cs="Calibri"/>
+        </w:rPr>
+        <w:t xml:space="preserve">ojekt ostatecznie udało się wdrożyć, jednak kosztowało to zespół dużo dodatkowej pracy. </w:t>
       </w:r>
     </w:p>
     <w:p>
       <w:pPr>
-        <w:rPr>
+        <w:spacing w:after="100" w:afterAutospacing="1" w:line="240" w:lineRule="auto"/>
+        <w:outlineLvl w:val="2"/>
+        <w:rPr>
+          <w:rFonts w:ascii="Calibri" w:eastAsia="Times New Roman" w:hAnsi="Calibri" w:cs="Calibri"/>
           <w:b/>
           <w:bCs/>
-        </w:rPr>
-      </w:pPr>
-      <w:r>
-        <w:rPr>
+          <w:kern w:val="0"/>
+          <w:sz w:val="27"/>
+          <w:szCs w:val="27"/>
+          <w:lang w:eastAsia="pl-PL"/>
+          <w14:ligatures w14:val="none"/>
+        </w:rPr>
+      </w:pPr>
+      <w:r>
+        <w:rPr>
+          <w:rFonts w:ascii="Calibri" w:eastAsia="Times New Roman" w:hAnsi="Calibri" w:cs="Calibri"/>
           <w:b/>
           <w:bCs/>
+          <w:kern w:val="0"/>
+          <w:sz w:val="27"/>
+          <w:szCs w:val="27"/>
+          <w:lang w:eastAsia="pl-PL"/>
+          <w14:ligatures w14:val="none"/>
         </w:rPr>
         <w:t>Wnioski z realizacji</w:t>
-      </w:r>
-    </w:p>
-    <w:p>
-      <w:r>
-        <w:t>Realizacja witryny pozwoliła wyciągnąć następujące wnioski, istotne przy kolejnych przedsięwzięciach:</w:t>
       </w:r>
     </w:p>
     <w:p>
@@ -136,32 +253,93 @@
           <w:ilvl w:val="0"/>
           <w:numId w:val="1"/>
         </w:numPr>
-      </w:pPr>
-      <w:r>
-        <w:rPr>
+        <w:spacing w:after="100" w:afterAutospacing="1" w:line="240" w:lineRule="auto"/>
+        <w:rPr>
+          <w:rFonts w:ascii="Calibri" w:eastAsia="Times New Roman" w:hAnsi="Calibri" w:cs="Calibri"/>
+          <w:kern w:val="0"/>
+          <w:lang w:eastAsia="pl-PL"/>
+          <w14:ligatures w14:val="none"/>
+        </w:rPr>
+      </w:pPr>
+      <w:r>
+        <w:rPr>
+          <w:rFonts w:ascii="Calibri" w:eastAsia="Times New Roman" w:hAnsi="Calibri" w:cs="Calibri"/>
           <w:b/>
           <w:bCs/>
-        </w:rPr>
-        <w:t>Ostrożność przy zadaniach integracyjnych:</w:t>
-      </w:r>
-      <w:r>
-        <w:t xml:space="preserve"> Oszacowanie nakładu pracy na zadania zawierające pojęcie „integracji” (nawet pomiędzy własnymi komponentami </w:t>
+          <w:kern w:val="0"/>
+          <w:lang w:eastAsia="pl-PL"/>
+          <w14:ligatures w14:val="none"/>
+        </w:rPr>
+        <w:t>Niewłaściwa dekompozycja i zarządzanie integracją:</w:t>
+      </w:r>
+      <w:r>
+        <w:rPr>
+          <w:rFonts w:ascii="Calibri" w:eastAsia="Times New Roman" w:hAnsi="Calibri" w:cs="Calibri"/>
+          <w:kern w:val="0"/>
+          <w:lang w:eastAsia="pl-PL"/>
+          <w14:ligatures w14:val="none"/>
+        </w:rPr>
+        <w:t xml:space="preserve"> W procesie analitycznym wykonano niepoprawnie dekompozycje projektu. Zbyt wczesna izolacja prac nad </w:t>
       </w:r>
       <w:proofErr w:type="spellStart"/>
       <w:r>
-        <w:t>frontend</w:t>
+        <w:rPr>
+          <w:rFonts w:ascii="Calibri" w:eastAsia="Times New Roman" w:hAnsi="Calibri" w:cs="Calibri"/>
+          <w:kern w:val="0"/>
+          <w:lang w:eastAsia="pl-PL"/>
+          <w14:ligatures w14:val="none"/>
+        </w:rPr>
+        <w:t>frontendem</w:t>
       </w:r>
       <w:proofErr w:type="spellEnd"/>
       <w:r>
-        <w:t>/</w:t>
+        <w:rPr>
+          <w:rFonts w:ascii="Calibri" w:eastAsia="Times New Roman" w:hAnsi="Calibri" w:cs="Calibri"/>
+          <w:kern w:val="0"/>
+          <w:lang w:eastAsia="pl-PL"/>
+          <w14:ligatures w14:val="none"/>
+        </w:rPr>
+        <w:t xml:space="preserve"> i generowanym przez </w:t>
       </w:r>
       <w:proofErr w:type="spellStart"/>
       <w:r>
-        <w:t>backend</w:t>
+        <w:rPr>
+          <w:rFonts w:ascii="Calibri" w:eastAsia="Times New Roman" w:hAnsi="Calibri" w:cs="Calibri"/>
+          <w:kern w:val="0"/>
+          <w:lang w:eastAsia="pl-PL"/>
+          <w14:ligatures w14:val="none"/>
+        </w:rPr>
+        <w:t>Django</w:t>
       </w:r>
       <w:proofErr w:type="spellEnd"/>
       <w:r>
-        <w:t xml:space="preserve">) zawsze wiąże się z koniecznością dokładniejszej oceny i analizy struktury danych. </w:t>
+        <w:rPr>
+          <w:rFonts w:ascii="Calibri" w:eastAsia="Times New Roman" w:hAnsi="Calibri" w:cs="Calibri"/>
+          <w:kern w:val="0"/>
+          <w:lang w:eastAsia="pl-PL"/>
+          <w14:ligatures w14:val="none"/>
+        </w:rPr>
+        <w:t xml:space="preserve"> </w:t>
+      </w:r>
+      <w:proofErr w:type="spellStart"/>
+      <w:r>
+        <w:rPr>
+          <w:rFonts w:ascii="Calibri" w:eastAsia="Times New Roman" w:hAnsi="Calibri" w:cs="Calibri"/>
+          <w:kern w:val="0"/>
+          <w:lang w:eastAsia="pl-PL"/>
+          <w14:ligatures w14:val="none"/>
+        </w:rPr>
+        <w:t>backendem</w:t>
+      </w:r>
+      <w:proofErr w:type="spellEnd"/>
+      <w:r>
+        <w:rPr>
+          <w:rFonts w:ascii="Calibri" w:eastAsia="Times New Roman" w:hAnsi="Calibri" w:cs="Calibri"/>
+          <w:kern w:val="0"/>
+          <w:lang w:eastAsia="pl-PL"/>
+          <w14:ligatures w14:val="none"/>
+        </w:rPr>
+        <w:t xml:space="preserve"> doprowadziła do całkowitego niedopasowania struktur danych. Należy pamiętać, że wszelkie działania noszące znamiona integracji (nawet w obrębie tego samego zespołu) wymagają dodatkowej analizy wstępnej. </w:t>
       </w:r>
     </w:p>
     <w:p>
@@ -170,16 +348,77 @@
           <w:ilvl w:val="0"/>
           <w:numId w:val="1"/>
         </w:numPr>
-      </w:pPr>
-      <w:r>
-        <w:rPr>
+        <w:spacing w:after="100" w:afterAutospacing="1" w:line="240" w:lineRule="auto"/>
+        <w:rPr>
+          <w:rFonts w:ascii="Calibri" w:eastAsia="Times New Roman" w:hAnsi="Calibri" w:cs="Calibri"/>
+          <w:kern w:val="0"/>
+          <w:lang w:eastAsia="pl-PL"/>
+          <w14:ligatures w14:val="none"/>
+        </w:rPr>
+      </w:pPr>
+      <w:r>
+        <w:rPr>
+          <w:rFonts w:ascii="Calibri" w:eastAsia="Times New Roman" w:hAnsi="Calibri" w:cs="Calibri"/>
           <w:b/>
           <w:bCs/>
-        </w:rPr>
-        <w:t>Mechaniczna weryfikacja i dokumentacja:</w:t>
-      </w:r>
-      <w:r>
-        <w:t xml:space="preserve"> Przed napisaniem kodu należy precyzyjnie ustalić kontakty API. Zespoły muszą dysponować wspólną dokumentacją, a weryfikacja powstających zmian powinna być szybka i mechaniczna (np. poprzez zautomatyzowane testy zgodności). </w:t>
+          <w:kern w:val="0"/>
+          <w:lang w:eastAsia="pl-PL"/>
+          <w14:ligatures w14:val="none"/>
+        </w:rPr>
+        <w:t xml:space="preserve">Brak identyfikacji </w:t>
+      </w:r>
+      <w:proofErr w:type="spellStart"/>
+      <w:r>
+        <w:rPr>
+          <w:rFonts w:ascii="Calibri" w:eastAsia="Times New Roman" w:hAnsi="Calibri" w:cs="Calibri"/>
+          <w:b/>
+          <w:bCs/>
+          <w:kern w:val="0"/>
+          <w:lang w:eastAsia="pl-PL"/>
+          <w14:ligatures w14:val="none"/>
+        </w:rPr>
+        <w:t>ryzyk</w:t>
+      </w:r>
+      <w:proofErr w:type="spellEnd"/>
+      <w:r>
+        <w:rPr>
+          <w:rFonts w:ascii="Calibri" w:eastAsia="Times New Roman" w:hAnsi="Calibri" w:cs="Calibri"/>
+          <w:b/>
+          <w:bCs/>
+          <w:kern w:val="0"/>
+          <w:lang w:eastAsia="pl-PL"/>
+          <w14:ligatures w14:val="none"/>
+        </w:rPr>
+        <w:t xml:space="preserve"> i luk kompetencyjnych:</w:t>
+      </w:r>
+      <w:r>
+        <w:rPr>
+          <w:rFonts w:ascii="Calibri" w:eastAsia="Times New Roman" w:hAnsi="Calibri" w:cs="Calibri"/>
+          <w:kern w:val="0"/>
+          <w:lang w:eastAsia="pl-PL"/>
+          <w14:ligatures w14:val="none"/>
+        </w:rPr>
+        <w:t xml:space="preserve"> W procesie analizy nie uwzględniono </w:t>
+      </w:r>
+      <w:proofErr w:type="spellStart"/>
+      <w:r>
+        <w:rPr>
+          <w:rFonts w:ascii="Calibri" w:eastAsia="Times New Roman" w:hAnsi="Calibri" w:cs="Calibri"/>
+          <w:kern w:val="0"/>
+          <w:lang w:eastAsia="pl-PL"/>
+          <w14:ligatures w14:val="none"/>
+        </w:rPr>
+        <w:t>ryzyk</w:t>
+      </w:r>
+      <w:proofErr w:type="spellEnd"/>
+      <w:r>
+        <w:rPr>
+          <w:rFonts w:ascii="Calibri" w:eastAsia="Times New Roman" w:hAnsi="Calibri" w:cs="Calibri"/>
+          <w:kern w:val="0"/>
+          <w:lang w:eastAsia="pl-PL"/>
+          <w14:ligatures w14:val="none"/>
+        </w:rPr>
+        <w:t xml:space="preserve"> wynikających z braku doświadczenia zespołu. Rozpoczynając projekt, należy zdefiniować umiejętności członków zespołu oraz zidentyfikować ewentualne braki (w tym przypadku wiedzę o zabezpieczaniu aplikacji webowych), aby precyzyjniej kierować doborem zadań na wczesnym etapie. </w:t>
       </w:r>
     </w:p>
     <w:p>
@@ -188,33 +427,66 @@
           <w:ilvl w:val="0"/>
           <w:numId w:val="1"/>
         </w:numPr>
-      </w:pPr>
-      <w:r>
-        <w:rPr>
+        <w:spacing w:after="100" w:afterAutospacing="1" w:line="240" w:lineRule="auto"/>
+        <w:rPr>
+          <w:rFonts w:ascii="Calibri" w:eastAsia="Times New Roman" w:hAnsi="Calibri" w:cs="Calibri"/>
+          <w:kern w:val="0"/>
+          <w:lang w:eastAsia="pl-PL"/>
+          <w14:ligatures w14:val="none"/>
+        </w:rPr>
+      </w:pPr>
+      <w:proofErr w:type="spellStart"/>
+      <w:r>
+        <w:rPr>
+          <w:rFonts w:ascii="Calibri" w:eastAsia="Times New Roman" w:hAnsi="Calibri" w:cs="Calibri"/>
           <w:b/>
           <w:bCs/>
-        </w:rPr>
-        <w:lastRenderedPageBreak/>
-        <w:t>Wewnętrzna samokontrola:</w:t>
-      </w:r>
-      <w:r>
-        <w:t xml:space="preserve"> Role w projekcie powinny być zdefiniowane tak, aby pozwalały na wewnętrzną samokontrolę zespołu. W przypadku systemu Git konieczne jest stosowanie twardych procedur (np. </w:t>
+          <w:kern w:val="0"/>
+          <w:lang w:eastAsia="pl-PL"/>
+          <w14:ligatures w14:val="none"/>
+        </w:rPr>
+        <w:t>Priorytetyzacja</w:t>
+      </w:r>
+      <w:proofErr w:type="spellEnd"/>
+      <w:r>
+        <w:rPr>
+          <w:rFonts w:ascii="Calibri" w:eastAsia="Times New Roman" w:hAnsi="Calibri" w:cs="Calibri"/>
+          <w:b/>
+          <w:bCs/>
+          <w:kern w:val="0"/>
+          <w:lang w:eastAsia="pl-PL"/>
+          <w14:ligatures w14:val="none"/>
+        </w:rPr>
+        <w:t xml:space="preserve"> elementów strategicznych:</w:t>
+      </w:r>
+      <w:r>
+        <w:rPr>
+          <w:rFonts w:ascii="Calibri" w:eastAsia="Times New Roman" w:hAnsi="Calibri" w:cs="Calibri"/>
+          <w:kern w:val="0"/>
+          <w:lang w:eastAsia="pl-PL"/>
+          <w14:ligatures w14:val="none"/>
+        </w:rPr>
+        <w:t xml:space="preserve"> Temat bezpieczeństwa aplikacji to obszar krytyczny. Elementy o znaczeniu strategicznym należy planować z uwzględnieniem priorytetu jakości, a dopiero w następnej kolejności szukać rozwiązań poprawiających szybkość realizacji (np. szybkiego generowania API we </w:t>
       </w:r>
       <w:proofErr w:type="spellStart"/>
       <w:r>
-        <w:t>Pull</w:t>
+        <w:rPr>
+          <w:rFonts w:ascii="Calibri" w:eastAsia="Times New Roman" w:hAnsi="Calibri" w:cs="Calibri"/>
+          <w:kern w:val="0"/>
+          <w:lang w:eastAsia="pl-PL"/>
+          <w14:ligatures w14:val="none"/>
+        </w:rPr>
+        <w:t>frameworku</w:t>
       </w:r>
       <w:proofErr w:type="spellEnd"/>
       <w:r>
-        <w:t xml:space="preserve"> </w:t>
-      </w:r>
-      <w:proofErr w:type="spellStart"/>
-      <w:r>
-        <w:t>Requests</w:t>
-      </w:r>
-      <w:proofErr w:type="spellEnd"/>
-      <w:r>
-        <w:t xml:space="preserve"> i wzajemne sprawdzanie kodu przed jego połączeniem), aby zapobiec konfliktom. </w:t>
+        <w:rPr>
+          <w:rFonts w:ascii="Calibri" w:eastAsia="Times New Roman" w:hAnsi="Calibri" w:cs="Calibri"/>
+          <w:kern w:val="0"/>
+          <w:lang w:eastAsia="pl-PL"/>
+          <w14:ligatures w14:val="none"/>
+        </w:rPr>
+        <w:t xml:space="preserve">). </w:t>
       </w:r>
     </w:p>
     <w:p>
@@ -223,19 +495,129 @@
           <w:ilvl w:val="0"/>
           <w:numId w:val="1"/>
         </w:numPr>
-      </w:pPr>
-      <w:r>
-        <w:rPr>
+        <w:spacing w:after="100" w:afterAutospacing="1" w:line="240" w:lineRule="auto"/>
+        <w:rPr>
+          <w:rFonts w:ascii="Calibri" w:eastAsia="Times New Roman" w:hAnsi="Calibri" w:cs="Calibri"/>
+          <w:kern w:val="0"/>
+          <w:lang w:eastAsia="pl-PL"/>
+          <w14:ligatures w14:val="none"/>
+        </w:rPr>
+      </w:pPr>
+      <w:r>
+        <w:rPr>
+          <w:rFonts w:ascii="Calibri" w:eastAsia="Times New Roman" w:hAnsi="Calibri" w:cs="Calibri"/>
           <w:b/>
           <w:bCs/>
+          <w:kern w:val="0"/>
+          <w:lang w:eastAsia="pl-PL"/>
+          <w14:ligatures w14:val="none"/>
+        </w:rPr>
+        <w:t>Całościowa</w:t>
+      </w:r>
+      <w:r>
+        <w:rPr>
+          <w:rFonts w:ascii="Calibri" w:eastAsia="Times New Roman" w:hAnsi="Calibri" w:cs="Calibri"/>
+          <w:b/>
+          <w:bCs/>
+          <w:kern w:val="0"/>
+          <w:lang w:eastAsia="pl-PL"/>
+          <w14:ligatures w14:val="none"/>
+        </w:rPr>
+        <w:t xml:space="preserve"> analiza wpływu zmian:</w:t>
+      </w:r>
+      <w:r>
+        <w:rPr>
+          <w:rFonts w:ascii="Calibri" w:eastAsia="Times New Roman" w:hAnsi="Calibri" w:cs="Calibri"/>
+          <w:kern w:val="0"/>
+          <w:lang w:eastAsia="pl-PL"/>
+          <w14:ligatures w14:val="none"/>
+        </w:rPr>
+        <w:t xml:space="preserve"> Próba wdrożenia nowego systemu bezpieczeństwa w połowie trwania prac wymusiła dodatkowe zmiany w napisanej już logice biznesowej. Pokazuje to, że modyfikacje kluczowych </w:t>
+      </w:r>
+      <w:proofErr w:type="spellStart"/>
+      <w:r>
+        <w:rPr>
+          <w:rFonts w:ascii="Calibri" w:eastAsia="Times New Roman" w:hAnsi="Calibri" w:cs="Calibri"/>
+          <w:kern w:val="0"/>
+          <w:lang w:eastAsia="pl-PL"/>
+          <w14:ligatures w14:val="none"/>
+        </w:rPr>
+        <w:t>architektur</w:t>
+      </w:r>
+      <w:proofErr w:type="spellEnd"/>
+      <w:r>
+        <w:rPr>
+          <w:rFonts w:ascii="Calibri" w:eastAsia="Times New Roman" w:hAnsi="Calibri" w:cs="Calibri"/>
+          <w:kern w:val="0"/>
+          <w:lang w:eastAsia="pl-PL"/>
+          <w14:ligatures w14:val="none"/>
+        </w:rPr>
+        <w:t xml:space="preserve"> wymagają </w:t>
+      </w:r>
+      <w:r>
+        <w:rPr>
+          <w:rFonts w:ascii="Calibri" w:eastAsia="Times New Roman" w:hAnsi="Calibri" w:cs="Calibri"/>
+          <w:kern w:val="0"/>
+          <w:lang w:eastAsia="pl-PL"/>
+          <w14:ligatures w14:val="none"/>
+        </w:rPr>
+        <w:lastRenderedPageBreak/>
+        <w:t>całościowej</w:t>
+      </w:r>
+      <w:r>
+        <w:rPr>
+          <w:rFonts w:ascii="Calibri" w:eastAsia="Times New Roman" w:hAnsi="Calibri" w:cs="Calibri"/>
+          <w:kern w:val="0"/>
+          <w:lang w:eastAsia="pl-PL"/>
+          <w14:ligatures w14:val="none"/>
+        </w:rPr>
+        <w:t xml:space="preserve"> analizy projektu i wpływu wprowadzanych zmian na wszystkie istniejące moduły. </w:t>
+      </w:r>
+    </w:p>
+    <w:p>
+      <w:pPr>
+        <w:numPr>
+          <w:ilvl w:val="0"/>
+          <w:numId w:val="1"/>
+        </w:numPr>
+        <w:rPr>
+          <w:rFonts w:ascii="Calibri" w:hAnsi="Calibri" w:cs="Calibri"/>
+        </w:rPr>
+      </w:pPr>
+      <w:r>
+        <w:rPr>
+          <w:rFonts w:ascii="Calibri" w:hAnsi="Calibri" w:cs="Calibri"/>
+          <w:b/>
+          <w:bCs/>
         </w:rPr>
         <w:t>Szacowanie ryzyka i czynnik ludzki:</w:t>
       </w:r>
       <w:r>
-        <w:t xml:space="preserve"> Należy dokonywać holistycznej analizy projektu już na starcie i zawsze uwzględniać w niej czynniki ludzkie oraz potencjalne ryzyka komunikacyjne.</w:t>
+        <w:rPr>
+          <w:rFonts w:ascii="Calibri" w:hAnsi="Calibri" w:cs="Calibri"/>
+        </w:rPr>
+        <w:t xml:space="preserve"> Należy dokonywać </w:t>
+      </w:r>
+      <w:r>
+        <w:rPr>
+          <w:rFonts w:ascii="Calibri" w:hAnsi="Calibri" w:cs="Calibri"/>
+        </w:rPr>
+        <w:t>całościowej</w:t>
+      </w:r>
+      <w:r>
+        <w:rPr>
+          <w:rFonts w:ascii="Calibri" w:hAnsi="Calibri" w:cs="Calibri"/>
+        </w:rPr>
+        <w:t xml:space="preserve"> analizy projektu już na starcie i zawsze uwzględniać w niej czynniki ludzkie oraz potencjalne ryzyka komunikacyjne.</w:t>
       </w:r>
     </w:p>
-    <w:p/>
+    <w:p>
+      <w:pPr>
+        <w:rPr>
+          <w:rFonts w:ascii="Calibri" w:hAnsi="Calibri" w:cs="Calibri"/>
+        </w:rPr>
+      </w:pPr>
+    </w:p>
     <w:sectPr>
       <w:pgSz w:w="11906" w:h="16838"/>
       <w:pgMar w:top="1417" w:right="1417" w:bottom="1417" w:left="1417" w:header="708" w:footer="708" w:gutter="0"/>
@@ -249,9 +631,9 @@
 <file path=word/numbering.xml><?xml version="1.0" encoding="utf-8"?>
 <w:numbering xmlns:wpc="http://schemas.microsoft.com/office/word/2010/wordprocessingCanvas" xmlns:cx="http://schemas.microsoft.com/office/drawing/2014/chartex" xmlns:cx1="http://schemas.microsoft.com/office/drawing/2015/9/8/chartex" xmlns:cx2="http://schemas.microsoft.com/office/drawing/2015/10/21/chartex" xmlns:cx3="http://schemas.microsoft.com/office/drawing/2016/5/9/chartex" xmlns:cx4="http://schemas.microsoft.com/office/drawing/2016/5/10/chartex" xmlns:cx5="http://schemas.microsoft.com/office/drawing/2016/5/11/chartex" xmlns:cx6="http://schemas.microsoft.com/office/drawing/2016/5/12/chartex" xmlns:cx7="http://schemas.microsoft.com/office/drawing/2016/5/13/chartex" xmlns:cx8="http://schemas.microsoft.com/office/drawing/2016/5/14/chartex" xmlns:mc="http://schemas.openxmlformats.org/markup-compatibility/2006" xmlns:aink="http://schemas.microsoft.com/office/drawing/2016/ink" xmlns:am3d="http://schemas.microsoft.com/office/drawing/2017/model3d" xmlns:o="urn:schemas-microsoft-com:office:office" xmlns:oel="http://schemas.microsoft.com/office/2019/extlst" xmlns:r="http://schemas.openxmlformats.org/officeDocument/2006/relationships" xmlns:m="http://schemas.openxmlformats.org/officeDocument/2006/math" xmlns:v="urn:schemas-microsoft-com:vml" xmlns:wp14="http://schemas.microsoft.com/office/word/2010/wordprocessingDrawing" xmlns:wp="http://schemas.openxmlformats.org/drawingml/2006/wordprocessingDrawing" xmlns:w10="urn:schemas-microsoft-com:office:word" xmlns:w="http://schemas.openxmlformats.org/wordprocessingml/2006/main" xmlns:w14="http://schemas.microsoft.com/office/word/2010/wordml" xmlns:w15="http://schemas.microsoft.com/office/word/2012/wordml" xmlns:w16cex="http://schemas.microsoft.com/office/word/2018/wordml/cex" xmlns:w16cid="http://schemas.microsoft.com/office/word/2016/wordml/cid" xmlns:w16="http://schemas.microsoft.com/office/word/2018/wordml" xmlns:w16du="http://schemas.microsoft.com/office/word/2023/wordml/word16du" xmlns:w16sdtdh="http://schemas.microsoft.com/office/word/2020/wordml/sdtdatahash" xmlns:w16sdtfl="http://schemas.microsoft.com/office/word/2024/wordml/sdtformatlock" xmlns:w16se="http://schemas.microsoft.com/office/word/2015/wordml/symex" xmlns:wpg="http://schemas.microsoft.com/office/word/2010/wordprocessingGroup" xmlns:wpi="http://schemas.microsoft.com/office/word/2010/wordprocessingInk" xmlns:wne="http://schemas.microsoft.com/office/word/2006/wordml" xmlns:wps="http://schemas.microsoft.com/office/word/2010/wordprocessingShape" mc:Ignorable="w14 w15 w16se w16cid w16 w16cex w16sdtdh w16sdtfl w16du wp14">
   <w:abstractNum w:abstractNumId="0" w15:restartNumberingAfterBreak="0">
-    <w:nsid w:val="63C55947"/>
+    <w:nsid w:val="2DFC4AA4"/>
     <w:multiLevelType w:val="multilevel"/>
-    <w:tmpl w:val="7314424C"/>
+    <w:tmpl w:val="769CB542"/>
     <w:lvl w:ilvl="0">
       <w:start w:val="1"/>
       <w:numFmt w:val="bullet"/>
@@ -397,7 +779,159 @@
       </w:rPr>
     </w:lvl>
   </w:abstractNum>
+  <w:abstractNum w:abstractNumId="1" w15:restartNumberingAfterBreak="0">
+    <w:nsid w:val="63C55947"/>
+    <w:multiLevelType w:val="multilevel"/>
+    <w:tmpl w:val="7314424C"/>
+    <w:lvl w:ilvl="0">
+      <w:start w:val="1"/>
+      <w:numFmt w:val="bullet"/>
+      <w:lvlText w:val=""/>
+      <w:lvlJc w:val="left"/>
+      <w:pPr>
+        <w:tabs>
+          <w:tab w:val="num" w:pos="720"/>
+        </w:tabs>
+        <w:ind w:left="720" w:hanging="360"/>
+      </w:pPr>
+      <w:rPr>
+        <w:rFonts w:ascii="Symbol" w:hAnsi="Symbol" w:hint="default"/>
+        <w:sz w:val="20"/>
+      </w:rPr>
+    </w:lvl>
+    <w:lvl w:ilvl="1" w:tentative="1">
+      <w:start w:val="1"/>
+      <w:numFmt w:val="bullet"/>
+      <w:lvlText w:val="o"/>
+      <w:lvlJc w:val="left"/>
+      <w:pPr>
+        <w:tabs>
+          <w:tab w:val="num" w:pos="1440"/>
+        </w:tabs>
+        <w:ind w:left="1440" w:hanging="360"/>
+      </w:pPr>
+      <w:rPr>
+        <w:rFonts w:ascii="Courier New" w:hAnsi="Courier New" w:hint="default"/>
+        <w:sz w:val="20"/>
+      </w:rPr>
+    </w:lvl>
+    <w:lvl w:ilvl="2" w:tentative="1">
+      <w:start w:val="1"/>
+      <w:numFmt w:val="bullet"/>
+      <w:lvlText w:val=""/>
+      <w:lvlJc w:val="left"/>
+      <w:pPr>
+        <w:tabs>
+          <w:tab w:val="num" w:pos="2160"/>
+        </w:tabs>
+        <w:ind w:left="2160" w:hanging="360"/>
+      </w:pPr>
+      <w:rPr>
+        <w:rFonts w:ascii="Wingdings" w:hAnsi="Wingdings" w:hint="default"/>
+        <w:sz w:val="20"/>
+      </w:rPr>
+    </w:lvl>
+    <w:lvl w:ilvl="3" w:tentative="1">
+      <w:start w:val="1"/>
+      <w:numFmt w:val="bullet"/>
+      <w:lvlText w:val=""/>
+      <w:lvlJc w:val="left"/>
+      <w:pPr>
+        <w:tabs>
+          <w:tab w:val="num" w:pos="2880"/>
+        </w:tabs>
+        <w:ind w:left="2880" w:hanging="360"/>
+      </w:pPr>
+      <w:rPr>
+        <w:rFonts w:ascii="Wingdings" w:hAnsi="Wingdings" w:hint="default"/>
+        <w:sz w:val="20"/>
+      </w:rPr>
+    </w:lvl>
+    <w:lvl w:ilvl="4" w:tentative="1">
+      <w:start w:val="1"/>
+      <w:numFmt w:val="bullet"/>
+      <w:lvlText w:val=""/>
+      <w:lvlJc w:val="left"/>
+      <w:pPr>
+        <w:tabs>
+          <w:tab w:val="num" w:pos="3600"/>
+        </w:tabs>
+        <w:ind w:left="3600" w:hanging="360"/>
+      </w:pPr>
+      <w:rPr>
+        <w:rFonts w:ascii="Wingdings" w:hAnsi="Wingdings" w:hint="default"/>
+        <w:sz w:val="20"/>
+      </w:rPr>
+    </w:lvl>
+    <w:lvl w:ilvl="5" w:tentative="1">
+      <w:start w:val="1"/>
+      <w:numFmt w:val="bullet"/>
+      <w:lvlText w:val=""/>
+      <w:lvlJc w:val="left"/>
+      <w:pPr>
+        <w:tabs>
+          <w:tab w:val="num" w:pos="4320"/>
+        </w:tabs>
+        <w:ind w:left="4320" w:hanging="360"/>
+      </w:pPr>
+      <w:rPr>
+        <w:rFonts w:ascii="Wingdings" w:hAnsi="Wingdings" w:hint="default"/>
+        <w:sz w:val="20"/>
+      </w:rPr>
+    </w:lvl>
+    <w:lvl w:ilvl="6" w:tentative="1">
+      <w:start w:val="1"/>
+      <w:numFmt w:val="bullet"/>
+      <w:lvlText w:val=""/>
+      <w:lvlJc w:val="left"/>
+      <w:pPr>
+        <w:tabs>
+          <w:tab w:val="num" w:pos="5040"/>
+        </w:tabs>
+        <w:ind w:left="5040" w:hanging="360"/>
+      </w:pPr>
+      <w:rPr>
+        <w:rFonts w:ascii="Wingdings" w:hAnsi="Wingdings" w:hint="default"/>
+        <w:sz w:val="20"/>
+      </w:rPr>
+    </w:lvl>
+    <w:lvl w:ilvl="7" w:tentative="1">
+      <w:start w:val="1"/>
+      <w:numFmt w:val="bullet"/>
+      <w:lvlText w:val=""/>
+      <w:lvlJc w:val="left"/>
+      <w:pPr>
+        <w:tabs>
+          <w:tab w:val="num" w:pos="5760"/>
+        </w:tabs>
+        <w:ind w:left="5760" w:hanging="360"/>
+      </w:pPr>
+      <w:rPr>
+        <w:rFonts w:ascii="Wingdings" w:hAnsi="Wingdings" w:hint="default"/>
+        <w:sz w:val="20"/>
+      </w:rPr>
+    </w:lvl>
+    <w:lvl w:ilvl="8" w:tentative="1">
+      <w:start w:val="1"/>
+      <w:numFmt w:val="bullet"/>
+      <w:lvlText w:val=""/>
+      <w:lvlJc w:val="left"/>
+      <w:pPr>
+        <w:tabs>
+          <w:tab w:val="num" w:pos="6480"/>
+        </w:tabs>
+        <w:ind w:left="6480" w:hanging="360"/>
+      </w:pPr>
+      <w:rPr>
+        <w:rFonts w:ascii="Wingdings" w:hAnsi="Wingdings" w:hint="default"/>
+        <w:sz w:val="20"/>
+      </w:rPr>
+    </w:lvl>
+  </w:abstractNum>
   <w:num w:numId="1" w16cid:durableId="1921136119">
+    <w:abstractNumId w:val="1"/>
+  </w:num>
+  <w:num w:numId="2" w16cid:durableId="438986316">
     <w:abstractNumId w:val="0"/>
   </w:num>
 </w:numbering>
@@ -854,7 +1388,6 @@
     <w:next w:val="Normalny"/>
     <w:link w:val="Nagwek3Znak"/>
     <w:uiPriority w:val="9"/>
-    <w:semiHidden/>
     <w:unhideWhenUsed/>
     <w:qFormat/>
     <w:rsid w:val="00630F9D"/>
@@ -1061,7 +1594,6 @@
     <w:basedOn w:val="Domylnaczcionkaakapitu"/>
     <w:link w:val="Nagwek3"/>
     <w:uiPriority w:val="9"/>
-    <w:semiHidden/>
     <w:rsid w:val="00630F9D"/>
     <w:rPr>
       <w:rFonts w:eastAsiaTheme="majorEastAsia" w:cstheme="majorBidi"/>
@@ -1317,6 +1849,23 @@
       <w:smallCaps/>
       <w:color w:val="0F4761" w:themeColor="accent1" w:themeShade="BF"/>
       <w:spacing w:val="5"/>
+    </w:rPr>
+  </w:style>
+  <w:style w:type="paragraph" w:styleId="NormalnyWeb">
+    <w:name w:val="Normal (Web)"/>
+    <w:basedOn w:val="Normalny"/>
+    <w:uiPriority w:val="99"/>
+    <w:semiHidden/>
+    <w:unhideWhenUsed/>
+    <w:rsid w:val="006D3ECF"/>
+    <w:pPr>
+      <w:spacing w:before="100" w:beforeAutospacing="1" w:after="100" w:afterAutospacing="1" w:line="240" w:lineRule="auto"/>
+    </w:pPr>
+    <w:rPr>
+      <w:rFonts w:ascii="Times New Roman" w:eastAsia="Times New Roman" w:hAnsi="Times New Roman" w:cs="Times New Roman"/>
+      <w:kern w:val="0"/>
+      <w:lang w:eastAsia="pl-PL"/>
+      <w14:ligatures w14:val="none"/>
     </w:rPr>
   </w:style>
 </w:styles>
